--- a/Rajath kumar kj - Form 11.docx
+++ b/Rajath kumar kj - Form 11.docx
@@ -82,8 +82,6 @@
         <w:tblW w:w="8477" w:type="dxa"/>
         <w:tblInd w:w="206" w:type="dxa"/>
         <w:tblCellMar>
-          <w:top w:w="0" w:type="dxa"/>
-          <w:left w:w="0" w:type="dxa"/>
           <w:bottom w:w="6" w:type="dxa"/>
           <w:right w:w="17" w:type="dxa"/>
         </w:tblCellMar>
@@ -978,6 +976,9 @@
             </w:pPr>
             <w:r>
               <w:t xml:space="preserve"> </w:t>
+            </w:r>
+            <w:r>
+              <w:t>27/11/2026</w:t>
             </w:r>
           </w:p>
         </w:tc>
